--- a/Laboratorio/Documento_di_Ideazione.docx
+++ b/Laboratorio/Documento_di_Ideazione.docx
@@ -107,21 +107,19 @@
         <w:t xml:space="preserve"> </w:t>
       </w:r>
       <w:r>
-        <w:t xml:space="preserve">in cui l'applicazione viene </w:t>
-      </w:r>
-      <w:proofErr w:type="gramStart"/>
-      <w:r>
-        <w:t>utilizzata</w:t>
-      </w:r>
-      <w:r>
-        <w:t xml:space="preserve"> .Ho</w:t>
-      </w:r>
-      <w:proofErr w:type="gramEnd"/>
-      <w:r>
-        <w:t xml:space="preserve"> individuato e osservato il modo in cui,</w:t>
-      </w:r>
-      <w:r>
-        <w:t xml:space="preserve"> di fatto, la preparazione agli esami circola oggi fra studenti.</w:t>
+        <w:t>in cui l'applicazione viene utilizzata</w:t>
+      </w:r>
+      <w:r>
+        <w:t xml:space="preserve">. </w:t>
+      </w:r>
+      <w:r>
+        <w:t>Ho individuato e osservato il modo in cui,</w:t>
+      </w:r>
+      <w:r>
+        <w:t xml:space="preserve"> di fatto la preparazione agli esami circola oggi fra studenti.</w:t>
+      </w:r>
+      <w:r>
+        <w:t xml:space="preserve"> (ovviamente in base alla mia personale idea) </w:t>
       </w:r>
     </w:p>
     <w:p>
@@ -138,7 +136,7 @@
         <w:t xml:space="preserve">1-Sotto esame. </w:t>
       </w:r>
       <w:r>
-        <w:t>A tre settimane dall'appello uno studente si accorge di essere bloccato su un argomento preciso e cerca qualcuno che glielo spieghi in tempi direi brevi.</w:t>
+        <w:t>A tre settimane dall'appello uno studente si accorge di essere bloccato su un argomento preciso e cerca qualcuno che glielo spieghi in tempi direi brevi</w:t>
       </w:r>
     </w:p>
     <w:p>
@@ -155,7 +153,7 @@
         <w:t xml:space="preserve">2-Nuovo in ateneo. </w:t>
       </w:r>
       <w:r>
-        <w:t>Una matricola o uno studente fuori sede non ha ancora una rete di compagni a cui chiedere aiuto e non sa a chi rivolgersi.</w:t>
+        <w:t>Una matricola o uno studente fuori sede non ha ancora una rete di compagni a cui chiedere aiuto e non sa a chi rivolgersi</w:t>
       </w:r>
     </w:p>
     <w:p>
@@ -206,7 +204,7 @@
         <w:t xml:space="preserve">5-Dopo l'incontro. </w:t>
       </w:r>
       <w:r>
-        <w:t>Terminato l'appuntamento, chi vi ha partecipato vuole segnalare com'è andata, e chi cerca un tutor vuole sapere come si è comportato con altri studenti.</w:t>
+        <w:t>Terminato l'appuntamento, chi vi ha partecipato vuole segnalare com'è andata, e chi cerca un tutor vuole sapere come si è comportato con altri studenti</w:t>
       </w:r>
     </w:p>
     <w:p>
@@ -236,7 +234,7 @@
         <w:jc w:val="both"/>
       </w:pPr>
       <w:r>
-        <w:t xml:space="preserve"> Gli scenari 3 e 4, che richiedono l'inserimento di più informazioni, sono svolti più comodamente da computer. L'applicazione è quindi pensata per il web, con un impianto che si adatta a schermi di dimensioni diverse.</w:t>
+        <w:t xml:space="preserve"> Gli scenari 3 e 4, che richiedono l'inserimento di più informazioni, sono svolti più comodamente da computer. L'applicazione è quindi pensata per il web, con un impianto che si adatta a schermi di dimensioni diverse</w:t>
       </w:r>
     </w:p>
     <w:p>
@@ -454,7 +452,34 @@
         <w:jc w:val="both"/>
       </w:pPr>
       <w:r>
-        <w:t>Per ciascuna combinazione scenario / attore / obiettivo ho delineato il procedimento con cui la persona raggiunge il proprio scopo attraverso l'applicazione. La descrizione si limita ai passi sostanziali.</w:t>
+        <w:t xml:space="preserve">Per ciascuna combinazione scenario </w:t>
+      </w:r>
+      <w:r>
+        <w:t>-</w:t>
+      </w:r>
+      <w:r>
+        <w:t xml:space="preserve"> attore </w:t>
+      </w:r>
+      <w:r>
+        <w:t>-</w:t>
+      </w:r>
+      <w:r>
+        <w:t xml:space="preserve"> obiettivo ho delineato il procedimento con cui la persona raggiunge il proprio scopo attraverso</w:t>
+      </w:r>
+      <w:r>
+        <w:t xml:space="preserve"> la web-app</w:t>
+      </w:r>
+      <w:r>
+        <w:t xml:space="preserve">. </w:t>
+      </w:r>
+      <w:r>
+        <w:t>(l</w:t>
+      </w:r>
+      <w:r>
+        <w:t>a descrizione si limita ai passi sostanziali</w:t>
+      </w:r>
+      <w:r>
+        <w:t>)</w:t>
       </w:r>
     </w:p>
     <w:p>
@@ -483,7 +508,6 @@
           <w:sz w:val="22"/>
           <w:szCs w:val="22"/>
         </w:rPr>
-        <w:lastRenderedPageBreak/>
         <w:t>Area: ricerca e consultazione</w:t>
       </w:r>
     </w:p>
@@ -508,7 +532,7 @@
         <w:jc w:val="both"/>
       </w:pPr>
       <w:r>
-        <w:t>Lo studente fa login, sceglie la materia di interesse fra quelle disponibili e ottiene l'elenco degli appuntamenti aperti, con data, luogo o modalità: presenza / online, tutor e posti ancora liberi.</w:t>
+        <w:t>Lo studente fa login, sceglie la materia di interesse fra quelle disponibili e ottiene l'elenco degli appuntamenti aperti, con data, luogo o modalità: presenza / online, tutor e posti ancora liberi</w:t>
       </w:r>
     </w:p>
     <w:p>
@@ -532,7 +556,7 @@
         <w:jc w:val="both"/>
       </w:pPr>
       <w:r>
-        <w:t>In alternativa al filtro per materia, lo studente digita il tema che gli interessa e ottiene gli appuntamenti il cui titolo corrisponde alla ricerca.</w:t>
+        <w:t>In alternativa al filtro per materia, lo studente digita il tema che gli interessa e ottiene gli appuntamenti il cui titolo corrisponde alla ricerca</w:t>
       </w:r>
     </w:p>
     <w:p>
@@ -580,7 +604,7 @@
         <w:jc w:val="both"/>
       </w:pPr>
       <w:r>
-        <w:t>Prima di prenotarsi, lo studente apre la scheda del tutor e ne verifica presentazione, media delle valutazioni ricevute e commenti dei partecipanti precedenti.</w:t>
+        <w:t>Prima di prenotarsi, lo studente apre la scheda del tutor e ne verifica presentazione, media delle valutazioni ricevute e commenti dei partecipanti precedenti</w:t>
       </w:r>
     </w:p>
     <w:p>
@@ -620,7 +644,7 @@
         <w:jc w:val="both"/>
       </w:pPr>
       <w:r>
-        <w:t>Lo studente sceglie un appuntamento con posti disponibili, motiva la propria richiesta indicando su cosa è in difficoltà e la invia. Se l'appuntamento si svolge online indica anche l'indirizzo istituzionale a cui ricevere il collegamento. La richiesta resta in attesa finché il tutor non decide.</w:t>
+        <w:t>Lo studente sceglie un appuntamento con posti disponibili, motiva la propria richiesta indicando su cosa è in difficoltà e la invia. Se l'appuntamento si svolge online indica anche l'indirizzo istituzionale a cui ricevere il collegamento. La richiesta resta in attesa finché il tutor non decide</w:t>
       </w:r>
     </w:p>
     <w:p>
@@ -668,7 +692,7 @@
         <w:jc w:val="both"/>
       </w:pPr>
       <w:r>
-        <w:t>Se non è più interessato o non è più disponibile in quella data, lo studente ritira una richiesta ancora in attesa, liberando il posto per altri.</w:t>
+        <w:t>Se non è più interessato o non è più disponibile in quella data, lo studente ritira una richiesta ancora in attesa, liberando il posto per altri</w:t>
       </w:r>
     </w:p>
     <w:p>
@@ -692,7 +716,7 @@
         <w:jc w:val="both"/>
       </w:pPr>
       <w:r>
-        <w:t>Dopo che il tutor ha segnalato l'incontro come svolto, chi vi ha partecipato assegna un voto e lascia un commento, che va ad alimentare la reputazione del tutor.</w:t>
+        <w:t>Dopo che il tutor ha segnalato l'incontro come svolto, chi vi ha partecipato assegna un voto e lascia un commento, che va ad alimentare la reputazione del tutor</w:t>
       </w:r>
     </w:p>
     <w:p>
@@ -786,6 +810,7 @@
         <w:jc w:val="both"/>
       </w:pPr>
       <w:r>
+        <w:lastRenderedPageBreak/>
         <w:t>Il tutor consulta le richieste pervenute, ne legge le motivazioni e decide quali accettare e quali rifiutare, entro il numero di posti disponibili. Quando i posti si esauriscono l'appuntamento smette automaticamente di accettare nuove richieste.</w:t>
       </w:r>
     </w:p>
@@ -800,7 +825,6 @@
           <w:bCs/>
           <w:color w:val="444444"/>
         </w:rPr>
-        <w:lastRenderedPageBreak/>
         <w:t>UC12 — Allegare materiali didattici</w:t>
       </w:r>
     </w:p>
@@ -1026,7 +1050,7 @@
         <w:pStyle w:val="font-claude-response-body"/>
       </w:pPr>
       <w:r>
-        <w:t>Copre il percorso dello studente: ricerca e filtro degli appuntamenti disponibili, consultazione del dettaglio e del profilo del tutor, invio della richiesta motivata con le informazioni aggiuntive richieste dalla modalità di svolgimento.</w:t>
+        <w:t>Copre il percorso dello studente: ricerca e filtro degli appuntamenti disponibili, consultazione del dettaglio e del profilo del tutor, invio della richiesta motivata con le informazioni aggiuntive richieste dalla modalità di svolgimento</w:t>
       </w:r>
     </w:p>
     <w:p>
@@ -1045,37 +1069,7 @@
           <w:sz w:val="22"/>
           <w:szCs w:val="22"/>
         </w:rPr>
-        <w:t>UC</w:t>
-      </w:r>
-      <w:r>
-        <w:rPr>
-          <w:b/>
-          <w:bCs/>
-          <w:color w:val="3D3D3D"/>
-          <w:sz w:val="22"/>
-          <w:szCs w:val="22"/>
-        </w:rPr>
-        <w:t>11</w:t>
-      </w:r>
-      <w:r>
-        <w:rPr>
-          <w:b/>
-          <w:bCs/>
-          <w:color w:val="3D3D3D"/>
-          <w:sz w:val="22"/>
-          <w:szCs w:val="22"/>
-        </w:rPr>
-        <w:t xml:space="preserve"> – </w:t>
-      </w:r>
-      <w:r>
-        <w:rPr>
-          <w:b/>
-          <w:bCs/>
-          <w:color w:val="3D3D3D"/>
-          <w:sz w:val="22"/>
-          <w:szCs w:val="22"/>
-        </w:rPr>
-        <w:t>Gestire le richieste ricevute</w:t>
+        <w:t>UC11 – Gestire le richieste ricevute</w:t>
       </w:r>
     </w:p>
     <w:p>
@@ -1083,13 +1077,7 @@
         <w:pStyle w:val="font-claude-response-body"/>
       </w:pPr>
       <w:r>
-        <w:t xml:space="preserve">Copre il percorso del tutor: pubblicazione dell'appuntamento, consultazione delle richieste </w:t>
-      </w:r>
-      <w:r>
-        <w:t>arrivate</w:t>
-      </w:r>
-      <w:r>
-        <w:t xml:space="preserve"> con le relative motivazioni, accettazione o rifiuto entro i posti disponibili, con l'aggiornamento automatico della disponibilità.</w:t>
+        <w:t>Copre il percorso del tutor: pubblicazione dell'appuntamento, consultazione delle richieste arrivate con le relative motivazioni, accettazione o rifiuto entro i posti disponibili, con l'aggiornamento automatico della disponibilità</w:t>
       </w:r>
     </w:p>
     <w:p>
@@ -1097,7 +1085,13 @@
         <w:pStyle w:val="font-claude-response-body"/>
       </w:pPr>
       <w:r>
-        <w:t>Ho scelto questi due perché, presi insieme, esercitano l'intera architettura: coinvolgono entrambi i ruoli con permessi differenziati, richiedono uno scambio di dati in entrambe le direzioni fra applicazione client-side e server-side, e comportano regole di validazione che non possono essere lasciate al solo front-end</w:t>
+        <w:t xml:space="preserve">Ho scelto questi due perché, presi insieme, </w:t>
+      </w:r>
+      <w:r>
+        <w:t>coinvolgono</w:t>
+      </w:r>
+      <w:r>
+        <w:t xml:space="preserve"> l'intera architettura: coinvolgono entrambi i ruoli con permessi differenziati, richiedono uno scambio di dati in entrambe le direzioni fra applicazione client-side e server-side, e comportano regole di validazione che non possono essere lasciate al solo front-end</w:t>
       </w:r>
       <w:r>
         <w:t>:</w:t>
@@ -1106,19 +1100,7 @@
         <w:t xml:space="preserve"> </w:t>
       </w:r>
       <w:r>
-        <w:t xml:space="preserve">la verifica dei posti residui e il controllo che a decidere sia effettivamente il tutor proprietario dell'appuntamento devono risiedere sul server, perché il client non è una fonte </w:t>
-      </w:r>
-      <w:r>
-        <w:t>“</w:t>
-      </w:r>
-      <w:r>
-        <w:t>affidabile</w:t>
-      </w:r>
-      <w:r>
-        <w:t>”</w:t>
-      </w:r>
-      <w:r>
-        <w:t>.</w:t>
+        <w:t>la verifica dei posti residui e il controllo che a decidere sia effettivamente il tutor proprietario dell'appuntamento devono risiedere sul server, perché il client non è una fonte “affidabile”.</w:t>
       </w:r>
     </w:p>
     <w:p>
